--- a/descargas/primaria-1-3/word/PRESENTE_primaria-1-3_s3_lunes-14-dic.docx
+++ b/descargas/primaria-1-3/word/PRESENTE_primaria-1-3_s3_lunes-14-dic.docx
@@ -86,7 +86,7 @@
       </w:pPr>
       <w:r>
         <w:rPr/>
-        <w:t xml:space="preserve">«Ayer encendimos la vela rosa: era el domingo Gaudete, que significa «alegraos». ¡Jesús está muy cerca!». Un grupo pega las tiras, el lazo y el nudo cúbico de la plantilla 3.</w:t>
+        <w:t xml:space="preserve">«Ayer encendimos la vela rosa: era el domingo Gaudete, que significa «alegraos». ¡Jesús está muy cerca!». Un grupo coloca de pie sobre la tapa el símbolo de la campaña (plantilla 3): una señal que dice «aquí». Para descubrir a Jesús a veces necesitamos que alguien nos indique dónde está.</w:t>
       </w:r>
     </w:p>
     <w:p>

--- a/descargas/primaria-1-3/word/PRESENTE_primaria-1-3_s3_lunes-14-dic.docx
+++ b/descargas/primaria-1-3/word/PRESENTE_primaria-1-3_s3_lunes-14-dic.docx
@@ -108,7 +108,7 @@
       </w:pPr>
       <w:r>
         <w:rPr/>
-        <w:t xml:space="preserve">Leemos </w:t>
+        <w:t xml:space="preserve">Comentamos lo que sucede en </w:t>
       </w:r>
       <w:hyperlink r:id="rIdL1" w:history="1">
         <w:r>
@@ -120,7 +120,7 @@
       </w:hyperlink>
       <w:r>
         <w:rPr/>
-        <w:t xml:space="preserve">. La gente le pregunta a Juan el Bautista si él es el Mesías. Juan dice que no, que él solo viene a anunciar a otro: «En medio de vosotros hay uno que no conocéis».</w:t>
+        <w:t xml:space="preserve">: la gente le pregunta a Juan el Bautista si él es el Mesías. Juan dice que no, que él solo viene a anunciar a otro: «En medio de vosotros hay uno que no conocéis».</w:t>
       </w:r>
     </w:p>
     <w:p>
@@ -430,7 +430,7 @@
       </w:pPr>
       <w:r>
         <w:rPr/>
-        <w:t xml:space="preserve">«Jesús, tú estás en medio de nosotros. Abre nuestros ojos para descubrirte en los demás». Padrenuestro.</w:t>
+        <w:t xml:space="preserve">«Jesús, tú estás en medio de nosotros. Abre nuestros ojos para descubrirte en los demás».</w:t>
       </w:r>
     </w:p>
     <w:p>
